--- a/downloads/documents/05 Materials/Unit 07/Slides/Slides 07.06 - What a Business Is Problem Customer Product Price.docx
+++ b/downloads/documents/05 Materials/Unit 07/Slides/Slides 07.06 - What a Business Is Problem Customer Product Price.docx
@@ -51,7 +51,7 @@
         <w:pStyle w:val="Compact"/>
       </w:pPr>
       <w:r>
-        <w:t xml:space="preserve">Today: the four questions, and one clean piece of arithmetic</w:t>
+        <w:t xml:space="preserve">Today: the four questions, and one clean piece of math</w:t>
       </w:r>
     </w:p>
     <w:p>
@@ -130,7 +130,25 @@
         <w:t xml:space="preserve"> </w:t>
       </w:r>
       <w:r>
-        <w:t xml:space="preserve">Notes: Take six answers and write each one on the board. They will all describe what the business sells. Leave them; the next slide is the move.</w:t>
+        <w:t xml:space="preserve">Notes: Take six answers and write each one on the board. They will all describe what the business sells. Leave them; the next slide is the move. Also take a hand count here:</w:t>
+      </w:r>
+      <w:r>
+        <w:t xml:space="preserve"> </w:t>
+      </w:r>
+      <w:r>
+        <w:t xml:space="preserve">“</w:t>
+      </w:r>
+      <w:r>
+        <w:t xml:space="preserve">Who in here has made money from somebody who is not a relative?</w:t>
+      </w:r>
+      <w:r>
+        <w:t xml:space="preserve">”</w:t>
+      </w:r>
+      <w:r>
+        <w:t xml:space="preserve"> </w:t>
+      </w:r>
+      <w:r>
+        <w:t xml:space="preserve">Remember those hands for slide 11.</w:t>
       </w:r>
     </w:p>
     <w:p>
@@ -922,7 +940,7 @@
         <w:t xml:space="preserve"> </w:t>
       </w:r>
       <w:r>
-        <w:t xml:space="preserve">brings in more than it costs, and somebody else decides whether it is worth paying for</w:t>
+        <w:t xml:space="preserve">brings in more money than it costs. Somebody else decides whether it is worth paying for</w:t>
       </w:r>
     </w:p>
     <w:p>
@@ -985,7 +1003,7 @@
         <w:t xml:space="preserve"> </w:t>
       </w:r>
       <w:r>
-        <w:t xml:space="preserve">Notes: Vote on each, then take a defense, then call on the students who raised a hand at the start when you asked who has made money from a stranger:</w:t>
+        <w:t xml:space="preserve">Notes: Vote on each, then take a defense, then call on the students who raised a hand at the do now when you asked who has made money from somebody who is not a relative:</w:t>
       </w:r>
       <w:r>
         <w:t xml:space="preserve"> </w:t>
